--- a/docs/USER_MANUAL_fr.docx
+++ b/docs/USER_MANUAL_fr.docx
@@ -14959,7 +14959,7 @@
     </w:p>
     <w:p>
       <w:r>
-        <w:t xml:space="preserve">correspond pas au binaire sur disque (téléchargement interrompu ou registre édité à la main), l'orchestrateur retombe sur la release GitHub correspondant au </w:t>
+        <w:t xml:space="preserve">correspond pas au binaire sur disque (téléchargement interrompu ou registre édité à la main), l'orchestrateur retombe sur la release de firmware publiée correspondant au </w:t>
       </w:r>
       <w:r>
         <w:rPr>
@@ -15078,7 +15078,7 @@
         <w:t>releaseAsset</w:t>
       </w:r>
       <w:r>
-        <w:t xml:space="preserve"> — le tag de release GitHub et le</w:t>
+        <w:t xml:space="preserve"> — le tag de release de firmware publiée et le</w:t>
       </w:r>
     </w:p>
     <w:p>
@@ -15126,7 +15126,7 @@
         <w:t>build_release.ps1</w:t>
       </w:r>
       <w:r>
-        <w:t xml:space="preserve"> le maintient en synchronisation avec les empreintes des binaires à chaque release. L'onglet Firmware rafraîchit le registre depuis GitHub à la demande via le bouton </w:t>
+        <w:t xml:space="preserve"> le maintient en synchronisation avec les empreintes des binaires à chaque release. L'onglet Firmware rafraîchit le registre depuis le serveur de releases à la demande via le bouton </w:t>
       </w:r>
       <w:r>
         <w:rPr>
@@ -16329,7 +16329,7 @@
           <w:p>
             <w:r/>
             <w:r>
-              <w:t xml:space="preserve">Corrigé en v1.7.61 (#814). L'orchestrateur retombe désormais sur la release GitHub du </w:t>
+              <w:t xml:space="preserve">Corrigé en v1.7.61 (#814). L'orchestrateur retombe désormais sur la release de firmware publiée du </w:t>
             </w:r>
             <w:r>
               <w:rPr>
@@ -16356,7 +16356,7 @@
               <w:t>registry.json</w:t>
             </w:r>
             <w:r>
-              <w:t xml:space="preserve"> depuis GitHub.</w:t>
+              <w:t xml:space="preserve"> depuis le serveur de releases.</w:t>
             </w:r>
           </w:p>
         </w:tc>
@@ -16402,7 +16402,7 @@
     </w:tbl>
     <w:p>
       <w:r>
-        <w:t>Si vous rencontrez quelque chose qui n'est pas dans ce tableau, le journal de l'orchestrateur (Paramètres → Journalisation → activer le journal fichier) capture chaque envoi UDP et chaque décision de rendu DMX taggués par numéro d'issue — ouvrez une issue GitHub avec la section pertinente jointe et une description de ce que faisait le rig au moment du symptôme.</w:t>
+        <w:t>Si vous rencontrez quelque chose qui n'est pas dans ce tableau, le journal de l'orchestrateur (Paramètres → Journalisation → activer le journal fichier) capture chaque envoi UDP et chaque décision de rendu DMX taggués par numéro d'issue — signalez-le via votre canal de support avec la section pertinente jointe et une description de ce que faisait le rig au moment du symptôme.</w:t>
       </w:r>
     </w:p>
     <w:p>
@@ -25856,7 +25856,7 @@
           <w:p>
             <w:r/>
             <w:r>
-              <w:t>Flux de travail Git/GitHub — changement proposé sur une branche, relu avant fusion.</w:t>
+              <w:t>Flux de travail de contrôle de version — changement proposé sur une branche, relu avant fusion.</w:t>
             </w:r>
           </w:p>
         </w:tc>
@@ -27794,96 +27794,70 @@
         <w:rPr>
           <w:i/>
         </w:rPr>
-        <w:t xml:space="preserve"> Si un terme apparaît dans le manuel mais n'est pas dans ce tableau, c'est un bug dans le glossaire — ouvrez une issue ou une PR contre </w:t>
-      </w:r>
-      <w:r>
-        <w:rPr>
-          <w:color w:val="1E4FC1"/>
-          <w:u w:val="single"/>
-        </w:rPr>
-        <w:t>#663</w:t>
-      </w:r>
+        <w:t xml:space="preserve"> Si un terme apparaît dans le manuel mais n'est pas dans ce tableau, c'est une lacune du glossaire — signalez-le à l'équipe SlyLED pour qu'il y soit ajouté.</w:t>
+      </w:r>
+    </w:p>
+    <w:p>
+      <w:pPr>
+        <w:jc w:val="center"/>
+      </w:pPr>
+      <w:r>
+        <w:t>────────────────────────────────────────</w:t>
+      </w:r>
+    </w:p>
+    <w:p>
+      <w:pPr>
+        <w:pStyle w:val="Heading2"/>
+      </w:pPr>
+      <w:r>
+        <w:t>Annexe A — Pipeline d'étalonnage de caméra (EBAUCHE)</w:t>
+      </w:r>
+    </w:p>
+    <w:p>
+      <w:pPr>
+        <w:ind w:left="432"/>
+      </w:pPr>
       <w:r>
         <w:rPr>
           <w:i/>
         </w:rPr>
-        <w:t>.</w:t>
-      </w:r>
-    </w:p>
-    <w:p>
-      <w:pPr>
-        <w:jc w:val="center"/>
-      </w:pPr>
-      <w:r>
-        <w:t>────────────────────────────────────────</w:t>
-      </w:r>
-    </w:p>
-    <w:p>
-      <w:pPr>
-        <w:pStyle w:val="Heading2"/>
-      </w:pPr>
-      <w:r>
-        <w:t>Annexe A — Pipeline d'étalonnage de caméra (EBAUCHE)</w:t>
-      </w:r>
-    </w:p>
-    <w:p>
-      <w:pPr>
-        <w:ind w:left="432"/>
-      </w:pPr>
+        <w:t xml:space="preserve">⚠ </w:t>
+      </w:r>
+      <w:r>
+        <w:rPr>
+          <w:b/>
+        </w:rPr>
+        <w:t>EBAUCHE — suppose que tout le travail en vol est fusionné.</w:t>
+      </w:r>
       <w:r>
         <w:rPr>
           <w:i/>
         </w:rPr>
-        <w:t xml:space="preserve">⚠ </w:t>
+        <w:t xml:space="preserve"> Cette annexe décrit le pipeline d'étalonnage caméra en supposant que les issues #610, #651–#661 et #357 sont entièrement implémentées. Certaines fonctionnalités documentées ci-dessous sont </w:t>
       </w:r>
       <w:r>
         <w:rPr>
           <w:b/>
         </w:rPr>
-        <w:t>EBAUCHE — suppose que tout le travail en vol est fusionné.</w:t>
+        <w:t>partiellement fusionnées</w:t>
       </w:r>
       <w:r>
         <w:rPr>
           <w:i/>
         </w:rPr>
-        <w:t xml:space="preserve"> Cette annexe décrit le pipeline d'étalonnage caméra en supposant que les issues #610, #651–#661 et #357 sont entièrement implémentées. Certaines fonctionnalités documentées ci-dessous sont </w:t>
-      </w:r>
-      <w:r>
-        <w:rPr>
-          <w:b/>
-        </w:rPr>
-        <w:t>partiellement fusionnées</w:t>
+        <w:t xml:space="preserve"> aujourd'hui (notamment l'étalonnage intrinsèque complet de chaque caméra, l'intégration de la référence obscure dans le pipeline des projecteurs motorisés par #651 et le filtre polygonal de vue sol par #659). Voir </w:t>
+      </w:r>
+      <w:r>
+        <w:rPr>
+          <w:rFonts w:ascii="Consolas" w:hAnsi="Consolas"/>
+        </w:rPr>
+        <w:t>docs/DOCS_MAINTENANCE.md</w:t>
       </w:r>
       <w:r>
         <w:rPr>
           <w:i/>
         </w:rPr>
-        <w:t xml:space="preserve"> aujourd'hui (notamment l'étalonnage intrinsèque complet de chaque caméra, l'intégration de la référence obscure dans le pipeline des projecteurs motorisés par #651 et le filtre polygonal de vue sol par #659). Voir </w:t>
-      </w:r>
-      <w:r>
-        <w:rPr>
-          <w:rFonts w:ascii="Consolas" w:hAnsi="Consolas"/>
-        </w:rPr>
-        <w:t>docs/DOCS_MAINTENANCE.md</w:t>
-      </w:r>
-      <w:r>
-        <w:rPr>
-          <w:i/>
-        </w:rPr>
-        <w:t xml:space="preserve"> pour le statut de fusion actuel et les critères de retrait de cette bannière. Issue </w:t>
-      </w:r>
-      <w:r>
-        <w:rPr>
-          <w:color w:val="1E4FC1"/>
-          <w:u w:val="single"/>
-        </w:rPr>
-        <w:t>#662</w:t>
-      </w:r>
-      <w:r>
-        <w:rPr>
-          <w:i/>
-        </w:rPr>
-        <w:t>.</w:t>
+        <w:t xml:space="preserve"> pour le statut de fusion actuel et les critères de retrait de cette bannière. Issue #662.</w:t>
       </w:r>
     </w:p>
     <w:p>
@@ -36724,20 +36698,7 @@
         <w:rPr>
           <w:i/>
         </w:rPr>
-        <w:t xml:space="preserve">Cette annexe décrit le contrat entre les annexes d'étalonnage ci-dessus et le code source qui les implémente. Elle existe pour l'issue </w:t>
-      </w:r>
-      <w:r>
-        <w:rPr>
-          <w:color w:val="1E4FC1"/>
-          <w:u w:val="single"/>
-        </w:rPr>
-        <w:t>#662</w:t>
-      </w:r>
-      <w:r>
-        <w:rPr>
-          <w:i/>
-        </w:rPr>
-        <w:t xml:space="preserve"> et reste volontairement concise — les détails complets se trouvent dans </w:t>
+        <w:t xml:space="preserve">Cette annexe décrit le contrat entre les annexes d'étalonnage ci-dessus et le code source qui les implémente. Elle existe pour l'issue #662 et reste volontairement concise — les détails complets se trouvent dans </w:t>
       </w:r>
       <w:r>
         <w:rPr>
@@ -37137,7 +37098,7 @@
         <w:t>docs/diagrams/*.mmd</w:t>
       </w:r>
       <w:r>
-        <w:t>. Les blocs Mermaid sont intégrés directement dans le markdown afin que GitHub les affiche nativement ; des outils externes comme Kroki peuvent générer des SVG ou PNG à partir des fichiers autonomes pour l'inclusion dans le PDF.</w:t>
+        <w:t>. Les blocs Mermaid sont intégrés directement dans le markdown afin que les visionneuses Markdown les affichent nativement ; des outils externes comme Kroki peuvent générer des SVG ou PNG à partir des fichiers autonomes pour l'inclusion dans le PDF.</w:t>
       </w:r>
     </w:p>
     <w:p>
@@ -37159,16 +37120,7 @@
         <w:ind w:left="360"/>
       </w:pPr>
       <w:r>
-        <w:t>Case à cocher du modèle de PR (</w:t>
-      </w:r>
-      <w:r>
-        <w:rPr>
-          <w:rFonts w:ascii="Consolas" w:hAnsi="Consolas"/>
-        </w:rPr>
-        <w:t>.github/pull_request_template.md</w:t>
-      </w:r>
-      <w:r>
-        <w:t>)</w:t>
+        <w:t>Case à cocher du modèle de pull-request</w:t>
       </w:r>
     </w:p>
     <w:p>
@@ -37177,7 +37129,7 @@
         <w:ind w:left="360"/>
       </w:pPr>
       <w:r>
-        <w:t xml:space="preserve">Grep via GitHub Actions : échoue les PR qui touchent à la liste source sans toucher à </w:t>
+        <w:t xml:space="preserve">Grep via CI : échoue les PR qui touchent à la liste source sans toucher à </w:t>
       </w:r>
       <w:r>
         <w:rPr>
@@ -37200,16 +37152,7 @@
     </w:p>
     <w:p>
       <w:r>
-        <w:t xml:space="preserve">Ces mesures nécessitent des modifications dans </w:t>
-      </w:r>
-      <w:r>
-        <w:rPr>
-          <w:rFonts w:ascii="Consolas" w:hAnsi="Consolas"/>
-        </w:rPr>
-        <w:t>.github/</w:t>
-      </w:r>
-      <w:r>
-        <w:t xml:space="preserve"> et sont suivies comme éléments connexes sous #662.</w:t>
+        <w:t>Ces mesures nécessitent des modifications de la configuration CI et sont suivies comme éléments connexes sous #662.</w:t>
       </w:r>
     </w:p>
     <w:p>

--- a/docs/USER_MANUAL_fr.docx
+++ b/docs/USER_MANUAL_fr.docx
@@ -1822,12 +1822,12 @@
     </w:p>
     <w:p>
       <w:r>
-        <w:t>[Image: screenshots/walkthrough-533/06-cam1_left_hires.png — not found]</w:t>
-      </w:r>
-    </w:p>
-    <w:p>
-      <w:r>
-        <w:t>[Image: screenshots/walkthrough-533/06-cam2_right.png — not found]</w:t>
+        <w:t>[Image: screenshots/walkthrough/06-cam1_left_hires.png — not found]</w:t>
+      </w:r>
+    </w:p>
+    <w:p>
+      <w:r>
+        <w:t>[Image: screenshots/walkthrough/06-cam2_right.png — not found]</w:t>
       </w:r>
     </w:p>
     <w:p>
@@ -2288,12 +2288,12 @@
     </w:p>
     <w:p>
       <w:r>
-        <w:t>[Image: screenshots/walkthrough-533/04d-layout-positions.png — not found]</w:t>
-      </w:r>
-    </w:p>
-    <w:p>
-      <w:r>
-        <w:t>[Image: screenshots/walkthrough-533/06c-cameras-positioned.png — not found]</w:t>
+        <w:t>[Image: screenshots/walkthrough/04d-layout-positions.png — not found]</w:t>
+      </w:r>
+    </w:p>
+    <w:p>
+      <w:r>
+        <w:t>[Image: screenshots/walkthrough/06c-cameras-positioned.png — not found]</w:t>
       </w:r>
     </w:p>
     <w:p>
@@ -2581,7 +2581,7 @@
     </w:p>
     <w:p>
       <w:r>
-        <w:t>[Image: screenshots/walkthrough-533/07-calibrate-ui.png — not found]</w:t>
+        <w:t>[Image: screenshots/walkthrough/07-calibrate-ui.png — not found]</w:t>
       </w:r>
     </w:p>
     <w:p>
